--- a/fåglar/A 33625-2022 prioriterade fågelarter.docx
+++ b/fåglar/A 33625-2022 prioriterade fågelarter.docx
@@ -519,7 +519,7 @@
     <w:p/>
     <w:p>
       <w:r>
-        <w:t>2026-09-05</w:t>
+        <w:t>2026-09-06</w:t>
       </w:r>
       <w:r>
         <w:t xml:space="preserve"> </w:t>

--- a/fåglar/A 33625-2022 prioriterade fågelarter.docx
+++ b/fåglar/A 33625-2022 prioriterade fågelarter.docx
@@ -519,7 +519,7 @@
     <w:p/>
     <w:p>
       <w:r>
-        <w:t>2026-09-06</w:t>
+        <w:t>2026-09-07</w:t>
       </w:r>
       <w:r>
         <w:t xml:space="preserve"> </w:t>

--- a/fåglar/A 33625-2022 prioriterade fågelarter.docx
+++ b/fåglar/A 33625-2022 prioriterade fågelarter.docx
@@ -519,7 +519,7 @@
     <w:p/>
     <w:p>
       <w:r>
-        <w:t>2026-09-07</w:t>
+        <w:t>2026-09-08</w:t>
       </w:r>
       <w:r>
         <w:t xml:space="preserve"> </w:t>

--- a/fåglar/A 33625-2022 prioriterade fågelarter.docx
+++ b/fåglar/A 33625-2022 prioriterade fågelarter.docx
@@ -519,7 +519,7 @@
     <w:p/>
     <w:p>
       <w:r>
-        <w:t>2026-09-08</w:t>
+        <w:t>2026-09-09</w:t>
       </w:r>
       <w:r>
         <w:t xml:space="preserve"> </w:t>

--- a/fåglar/A 33625-2022 prioriterade fågelarter.docx
+++ b/fåglar/A 33625-2022 prioriterade fågelarter.docx
@@ -519,7 +519,7 @@
     <w:p/>
     <w:p>
       <w:r>
-        <w:t>2026-09-09</w:t>
+        <w:t>2026-09-10</w:t>
       </w:r>
       <w:r>
         <w:t xml:space="preserve"> </w:t>

--- a/fåglar/A 33625-2022 prioriterade fågelarter.docx
+++ b/fåglar/A 33625-2022 prioriterade fågelarter.docx
@@ -519,7 +519,7 @@
     <w:p/>
     <w:p>
       <w:r>
-        <w:t>2026-09-10</w:t>
+        <w:t>2026-09-11</w:t>
       </w:r>
       <w:r>
         <w:t xml:space="preserve"> </w:t>

--- a/fåglar/A 33625-2022 prioriterade fågelarter.docx
+++ b/fåglar/A 33625-2022 prioriterade fågelarter.docx
@@ -519,7 +519,7 @@
     <w:p/>
     <w:p>
       <w:r>
-        <w:t>2026-09-11</w:t>
+        <w:t>2026-09-12</w:t>
       </w:r>
       <w:r>
         <w:t xml:space="preserve"> </w:t>

--- a/fåglar/A 33625-2022 prioriterade fågelarter.docx
+++ b/fåglar/A 33625-2022 prioriterade fågelarter.docx
@@ -519,7 +519,7 @@
     <w:p/>
     <w:p>
       <w:r>
-        <w:t>2026-09-12</w:t>
+        <w:t>2026-09-13</w:t>
       </w:r>
       <w:r>
         <w:t xml:space="preserve"> </w:t>
